--- a/state-vignettes/wyoming_highway_report.docx
+++ b/state-vignettes/wyoming_highway_report.docx
@@ -10,12 +10,12 @@
         <w:rPr>
           <w:color w:val="FF5500"/>
         </w:rPr>
-        <w:t>Wyoming Ranks 20th in the Nation in Highway Performance and Cost-Effectiveness</w:t>
+        <w:t>Wyoming Ranks 14th in the Nation in Highway Performance and Cost-Effectiveness</w:t>
       </w:r>
     </w:p>
     <w:p>
       <w:r>
-        <w:t>Wyoming’s highway system ranks 20th in the nation in overall cost-effectiveness and condition.</w:t>
+        <w:t>Wyoming’s highway system ranks 14th in the nation in overall cost-effectiveness and condition.</w:t>
       </w:r>
     </w:p>
     <w:p>
@@ -25,42 +25,42 @@
     </w:p>
     <w:p>
       <w:r>
-        <w:t>In safety and condition categories, Wyoming’s highways rank 44th in urban Interstate pavement condition, 27th in rural Interstate pavement condition, 17th in urban arterial pavement condition, 1st in rural arterial pavement condition, 28th in structurally deficient bridges, 49th in urban fatality rate, and 46th in rural fatality rate.</w:t>
+        <w:t>In safety and condition categories, Wyoming’s highways rank 46th in urban Interstate pavement condition, 25th in rural Interstate pavement condition, 20th in urban arterial pavement condition, 1st in rural arterial pavement condition, 28th in structurally deficient bridges, 35th in urban fatality rate, and 19th in rural fatality rate.</w:t>
       </w:r>
     </w:p>
     <w:p>
       <w:r>
-        <w:t>Wyoming ranks 4th out of the 50 states in traffic congestion, and its drivers spend 11.59 hours a year stuck in traffic congestion.</w:t>
+        <w:t>Wyoming ranks 5th out of the 50 states in traffic congestion, and its drivers spend 11.95 hours a year stuck in traffic congestion.</w:t>
       </w:r>
     </w:p>
     <w:p>
       <w:r>
-        <w:t>In spending and cost-effectiveness, Wyoming ranks 24th in capital and bridge disbursements, which are the costs of building new roads and bridges and widening existing ones. Wyoming ranks 28th in maintenance spending, such as the costs of repaving roads and filling in potholes. Wyoming’s administrative disbursements, including office spending that doesn’t make its way to roads, rank 13th nationwide.</w:t>
+        <w:t>In spending and cost-effectiveness, Wyoming ranks 21st in capital and bridge disbursements, which are the costs of building new roads and bridges and widening existing ones. Wyoming ranks 21st in maintenance spending, such as the costs of repaving roads and filling in potholes. Wyoming’s administrative disbursements, including office spending that doesn’t make its way to roads, rank 17th nationwide.</w:t>
       </w:r>
     </w:p>
     <w:p>
       <w:r>
-        <w:t>Compared to last year, Wyoming has the following notable changes in rankings: Other Fatality Rate improved by 14 points, from 22 to 8; Rural Other Principal Arterial Pavement Condition improved by 5 points, from 6 to 1; Rural Fatality Rate worsened by 10 points, from 36 to 46; Rural Interstate Pavement Condition worsened by 6.0 points, from 21 to 27; Urban Fatality Rate worsened by 35 points, from 14 to 49; Other Disbursements worsened by 6 points, from 8 to 14; Overall worsened by 8 points, from 12 to 20.</w:t>
+        <w:t>Compared to last year, Wyoming has the following notable changes in rankings: Overall improved by 6 points, from 20 to 14; Maintenance Disbursements improved by 7 points, from 28 to 21; Rural Fatality Rate improved by 27 points, from 46 to 19; Urban Fatality Rate improved by 14 points, from 49 to 35; Other Fatality Rate worsened by 9 points, from 8 to 17.</w:t>
       </w:r>
     </w:p>
     <w:p>
       <w:r>
-        <w:t>Compared to neighboring and nearby states, Wyoming’s overall highway performance is better than Idaho (26th), Nebraska (29th), South Dakota (28th), Colorado (42nd), and Montana (22nd); worse than Utah (10th).</w:t>
+        <w:t>Compared to neighboring and nearby states, Wyoming’s overall highway performance is better than Idaho (20th), Nebraska (21st), South Dakota (27th), Colorado (45th), and Montana (25th); worse than Utah (3rd).</w:t>
       </w:r>
     </w:p>
     <w:p>
       <w:r>
-        <w:t>Comparing its overall performance to similarly populated states, Wyoming ranks better than Vermont (38th) and Alaska (50th).</w:t>
+        <w:t>Comparing its overall performance to similarly populated states, Wyoming ranks better than Vermont (40th) and Alaska (50th).</w:t>
       </w:r>
     </w:p>
     <w:p>
       <w:r>
-        <w:t>Wyoming’s highway system ranks 20th out of 50 states overall this year, compared to 12th last year.</w:t>
+        <w:t>Wyoming’s highway system ranks 14th out of 50 states overall this year, compared to 20th last year.</w:t>
       </w:r>
     </w:p>
     <w:p>
       <w:r>
-        <w:t>“In terms of improving in the road condition and performance categories, Wyoming should focus on reducing Urban Fatality Rate and Rural Fatality Rate. Wyoming’s rank of 49th in Urban Fatality Rate makes it one of the worst in the nation for this safety metric,” said Baruch Feigenbaum, lead author of the 29th Annual Highway Report and senior managing director of transportation policy at Reason Foundation.</w:t>
+        <w:t>“In terms of improving in the road condition and performance categories, Wyoming should focus on reducing Urban Interstate Pavement Condition and Urban Fatality Rate. Wyoming’s rank of 46th in Urban Interstate Pavement Condition makes it one of the worst in the nation for this safety metric,” said Baruch Feigenbaum, lead author of the 30th Annual Highway Report and senior managing director of transportation policy at Reason Foundation.</w:t>
       </w:r>
     </w:p>
     <w:p>
@@ -70,7 +70,7 @@
           <w:color w:val="FF5500"/>
           <w:sz w:val="28"/>
         </w:rPr>
-        <w:t>WYOMING’S RANKINGS IN THE 29TH ANNUAL HIGHWAY REPORT</w:t>
+        <w:t>WYOMING’S RANKINGS IN THE 30TH ANNUAL HIGHWAY REPORT</w:t>
       </w:r>
     </w:p>
     <w:tbl>
@@ -148,7 +148,7 @@
               <w:rPr>
                 <w:sz w:val="20"/>
               </w:rPr>
-              <w:t>20</w:t>
+              <w:t>14</w:t>
             </w:r>
           </w:p>
         </w:tc>
@@ -179,7 +179,7 @@
               <w:rPr>
                 <w:sz w:val="20"/>
               </w:rPr>
-              <w:t>24</w:t>
+              <w:t>21</w:t>
             </w:r>
           </w:p>
         </w:tc>
@@ -212,7 +212,7 @@
               <w:rPr>
                 <w:sz w:val="20"/>
               </w:rPr>
-              <w:t>28</w:t>
+              <w:t>21</w:t>
             </w:r>
           </w:p>
         </w:tc>
@@ -243,7 +243,7 @@
               <w:rPr>
                 <w:sz w:val="20"/>
               </w:rPr>
-              <w:t>13</w:t>
+              <w:t>17</w:t>
             </w:r>
           </w:p>
         </w:tc>
@@ -276,7 +276,7 @@
               <w:rPr>
                 <w:sz w:val="20"/>
               </w:rPr>
-              <w:t>14</w:t>
+              <w:t>16</w:t>
             </w:r>
           </w:p>
         </w:tc>
@@ -307,7 +307,7 @@
               <w:rPr>
                 <w:sz w:val="20"/>
               </w:rPr>
-              <w:t>27</w:t>
+              <w:t>25</w:t>
             </w:r>
           </w:p>
         </w:tc>
@@ -371,7 +371,7 @@
               <w:rPr>
                 <w:sz w:val="20"/>
               </w:rPr>
-              <w:t>44</w:t>
+              <w:t>46</w:t>
             </w:r>
           </w:p>
         </w:tc>
@@ -404,7 +404,7 @@
               <w:rPr>
                 <w:sz w:val="20"/>
               </w:rPr>
-              <w:t>17</w:t>
+              <w:t>20</w:t>
             </w:r>
           </w:p>
         </w:tc>
@@ -435,7 +435,7 @@
               <w:rPr>
                 <w:sz w:val="20"/>
               </w:rPr>
-              <w:t>4</w:t>
+              <w:t>5</w:t>
             </w:r>
           </w:p>
         </w:tc>
@@ -499,7 +499,7 @@
               <w:rPr>
                 <w:sz w:val="20"/>
               </w:rPr>
-              <w:t>46</w:t>
+              <w:t>19</w:t>
             </w:r>
           </w:p>
         </w:tc>
@@ -532,7 +532,7 @@
               <w:rPr>
                 <w:sz w:val="20"/>
               </w:rPr>
-              <w:t>49</w:t>
+              <w:t>35</w:t>
             </w:r>
           </w:p>
         </w:tc>
@@ -563,7 +563,7 @@
               <w:rPr>
                 <w:sz w:val="20"/>
               </w:rPr>
-              <w:t>8</w:t>
+              <w:t>17</w:t>
             </w:r>
           </w:p>
         </w:tc>
@@ -572,12 +572,12 @@
     <w:p>
       <w:r>
         <w:br/>
-        <w:t>Reason Foundation’s 29th Annual Highway Report measures the condition and cost- effectiveness of state-controlled highways in 13 categories, including pavement and bridge conditions, traffic fatalities, and spending. In the performance categories, ranking first implies the state has the best or lowest fatality rate and its road pavement is in the best condition. A ranking of 50th in performance categories means the state has the worst fatality rates or pavement conditions. In simplified terms, in the cost-effectiveness categories, a rank of 50 means the state spends more money, and a first-place ranking means the state spends less money than other states in that category.</w:t>
+        <w:t>Reason Foundation’s 30th Annual Highway Report measures the condition and cost-effectiveness of state-controlled highways in 13 categories, including pavement and bridge conditions, traffic fatalities, and spending. In the performance categories, ranking first implies the state has the best or lowest fatality rate and its road pavement is in the best condition. A ranking of 50th in performance categories means the state has the worst fatality rates or pavement conditions. In simplified terms, in the cost-effectiveness categories, a rank of 50 means the state spends more money, and a first-place ranking means the state spends less money than other states in that category.</w:t>
       </w:r>
     </w:p>
     <w:p>
       <w:r>
-        <w:t>The report’s data are primarily information each state directly reported to the Federal Highway Administration for 2023. Better Roads and Bridges provides the deficient bridge data, and INRIX.com provides the traffic congestion data.</w:t>
+        <w:t>The report’s data are primarily information each state directly reported to the Federal Highway Administration for 2024. Better Roads and Bridges provides the deficient bridge data, and INRIX.com provides the traffic congestion data.</w:t>
       </w:r>
     </w:p>
     <w:sectPr>
